--- a/marketing/partnership/BE-Mastery-Learner-Guide-EN-FR.docx
+++ b/marketing/partnership/BE-Mastery-Learner-Guide-EN-FR.docx
@@ -423,7 +423,241 @@
           <w:color w:val="2B1F5E"/>
           <w:sz w:val="30"/>
         </w:rPr>
-        <w:t>Your twenty-five minutes  ·  Vos vingt-cinq minutes</w:t>
+        <w:t>Start here: Foundations  ·  Commencez ici : les bases</w:t>
+      </w:r>
+    </w:p>
+    <w:tbl>
+      <w:tblPr>
+        <w:tblW w:type="auto" w:w="0"/>
+        <w:tblW w:w="5000" w:type="pct"/>
+        <w:tblBorders>
+          <w:top w:val="none" w:sz="0"/>
+          <w:left w:val="none" w:sz="0"/>
+          <w:bottom w:val="none" w:sz="0"/>
+          <w:right w:val="none" w:sz="0"/>
+          <w:insideH w:val="none" w:sz="0"/>
+          <w:insideV w:val="none" w:sz="0"/>
+        </w:tblBorders>
+        <w:tblLayout w:type="fixed"/>
+        <w:tblLayout w:type="fixed"/>
+        <w:tblLook w:firstColumn="1" w:firstRow="1" w:lastColumn="0" w:lastRow="0" w:noHBand="0" w:noVBand="1" w:val="04A0"/>
+      </w:tblPr>
+      <w:tblGrid>
+        <w:gridCol w:w="4893"/>
+        <w:gridCol w:w="193"/>
+        <w:gridCol w:w="4893"/>
+      </w:tblGrid>
+      <w:tr>
+        <w:tc>
+          <w:tcPr>
+            <w:tcW w:w="2452" w:type="pct"/>
+            <w:tcBorders>
+              <w:top w:val="single" w:sz="6" w:space="0" w:color="D6D0F4"/>
+              <w:left w:val="single" w:sz="6" w:space="0" w:color="D6D0F4"/>
+              <w:bottom w:val="single" w:sz="6" w:space="0" w:color="D6D0F4"/>
+              <w:right w:val="single" w:sz="6" w:space="0" w:color="D6D0F4"/>
+            </w:tcBorders>
+            <w:shd w:val="clear" w:fill="EFEDFB"/>
+            <w:tcMar>
+              <w:top w:w="105" w:type="dxa"/>
+              <w:start w:w="140" w:type="dxa"/>
+              <w:bottom w:w="105" w:type="dxa"/>
+              <w:end w:w="140" w:type="dxa"/>
+            </w:tcMar>
+          </w:tcPr>
+          <w:p>
+            <w:pPr>
+              <w:spacing w:before="0" w:after="80" w:line="276" w:lineRule="auto"/>
+            </w:pPr>
+            <w:r/>
+            <w:r>
+              <w:rPr>
+                <w:rFonts w:ascii="Arial" w:hAnsi="Arial"/>
+                <w:b/>
+                <w:color w:val="2B1F5E"/>
+                <w:sz w:val="22"/>
+              </w:rPr>
+              <w:t>Fifteen minutes a day, for fifteen days</w:t>
+            </w:r>
+          </w:p>
+          <w:p>
+            <w:pPr>
+              <w:spacing w:before="0" w:after="60" w:line="302" w:lineRule="auto"/>
+            </w:pPr>
+            <w:r>
+              <w:rPr>
+                <w:rFonts w:ascii="Arial" w:hAnsi="Arial"/>
+                <w:color w:val="3A3A46"/>
+                <w:sz w:val="18"/>
+              </w:rPr>
+              <w:t>The app opens with a one-minute check: three sentences, did you understand each one? Answer honestly — it only decides where you start.</w:t>
+            </w:r>
+          </w:p>
+          <w:p>
+            <w:pPr>
+              <w:spacing w:before="0" w:after="60" w:line="302" w:lineRule="auto"/>
+            </w:pPr>
+            <w:r>
+              <w:rPr>
+                <w:rFonts w:ascii="Arial" w:hAnsi="Arial"/>
+                <w:color w:val="3A3A46"/>
+                <w:sz w:val="18"/>
+              </w:rPr>
+              <w:t>Then Foundations: three sentences a day. Tap Hear, read the French underneath, say it, record it. All three recorded finishes the day.</w:t>
+            </w:r>
+          </w:p>
+          <w:p>
+            <w:pPr>
+              <w:spacing w:before="0" w:after="0" w:line="302" w:lineRule="auto"/>
+            </w:pPr>
+            <w:r>
+              <w:rPr>
+                <w:rFonts w:ascii="Arial" w:hAnsi="Arial"/>
+                <w:color w:val="3A3A46"/>
+                <w:sz w:val="18"/>
+              </w:rPr>
+              <w:t>The workplace conversations and interview coaches open when you finish day 15 — or earlier, if you pass the check.</w:t>
+            </w:r>
+          </w:p>
+        </w:tc>
+        <w:tc>
+          <w:tcPr>
+            <w:tcW w:w="97" w:type="pct"/>
+          </w:tcPr>
+          <w:p/>
+        </w:tc>
+        <w:tc>
+          <w:tcPr>
+            <w:tcW w:w="2452" w:type="pct"/>
+            <w:tcBorders>
+              <w:top w:val="single" w:sz="6" w:space="0" w:color="D6D0F4"/>
+              <w:left w:val="single" w:sz="6" w:space="0" w:color="D6D0F4"/>
+              <w:bottom w:val="single" w:sz="6" w:space="0" w:color="D6D0F4"/>
+              <w:right w:val="single" w:sz="6" w:space="0" w:color="D6D0F4"/>
+            </w:tcBorders>
+            <w:shd w:val="clear" w:fill="EFEDFB"/>
+            <w:tcMar>
+              <w:top w:w="105" w:type="dxa"/>
+              <w:start w:w="140" w:type="dxa"/>
+              <w:bottom w:w="105" w:type="dxa"/>
+              <w:end w:w="140" w:type="dxa"/>
+            </w:tcMar>
+          </w:tcPr>
+          <w:p>
+            <w:pPr>
+              <w:spacing w:before="0" w:after="80" w:line="276" w:lineRule="auto"/>
+            </w:pPr>
+            <w:r/>
+            <w:r>
+              <w:rPr>
+                <w:rFonts w:ascii="Arial" w:hAnsi="Arial"/>
+                <w:b/>
+                <w:color w:val="2B1F5E"/>
+                <w:sz w:val="22"/>
+              </w:rPr>
+              <w:t>Quinze minutes par jour, pendant quinze jours</w:t>
+            </w:r>
+          </w:p>
+          <w:p>
+            <w:pPr>
+              <w:spacing w:before="0" w:after="60" w:line="302" w:lineRule="auto"/>
+            </w:pPr>
+            <w:r>
+              <w:rPr>
+                <w:rFonts w:ascii="Arial" w:hAnsi="Arial"/>
+                <w:color w:val="3A3A46"/>
+                <w:sz w:val="18"/>
+              </w:rPr>
+              <w:t>L'application commence par un test d'une minute : trois phrases, les avez-vous comprises ? Répondez honnêtement — cela décide seulement où vous commencez.</w:t>
+            </w:r>
+          </w:p>
+          <w:p>
+            <w:pPr>
+              <w:spacing w:before="0" w:after="60" w:line="302" w:lineRule="auto"/>
+            </w:pPr>
+            <w:r>
+              <w:rPr>
+                <w:rFonts w:ascii="Arial" w:hAnsi="Arial"/>
+                <w:color w:val="3A3A46"/>
+                <w:sz w:val="18"/>
+              </w:rPr>
+              <w:t>Ensuite les bases : trois phrases par jour. Touchez Écouter, lisez le français en dessous, dites-la, enregistrez-la. Les trois enregistrées, la journée est finie.</w:t>
+            </w:r>
+          </w:p>
+          <w:p>
+            <w:pPr>
+              <w:spacing w:before="0" w:after="0" w:line="302" w:lineRule="auto"/>
+            </w:pPr>
+            <w:r>
+              <w:rPr>
+                <w:rFonts w:ascii="Arial" w:hAnsi="Arial"/>
+                <w:color w:val="3A3A46"/>
+                <w:sz w:val="18"/>
+              </w:rPr>
+              <w:t>Les conversations de chantier et les coachs d'entretien s'ouvrent quand vous finissez le jour 15 — ou plus tôt, si vous réussissez le test.</w:t>
+            </w:r>
+          </w:p>
+        </w:tc>
+      </w:tr>
+    </w:tbl>
+    <w:p>
+      <w:pPr>
+        <w:spacing w:before="0" w:after="0"/>
+      </w:pPr>
+      <w:r>
+        <w:rPr>
+          <w:sz w:val="6"/>
+        </w:rPr>
+      </w:r>
+    </w:p>
+    <w:p>
+      <w:r>
+        <w:br w:type="page"/>
+      </w:r>
+    </w:p>
+    <w:p>
+      <w:pPr>
+        <w:spacing w:before="0" w:after="0"/>
+      </w:pPr>
+      <w:r>
+        <w:rPr>
+          <w:sz w:val="20"/>
+        </w:rPr>
+      </w:r>
+    </w:p>
+    <w:p>
+      <w:pPr>
+        <w:spacing w:before="220" w:after="40" w:line="317" w:lineRule="auto"/>
+      </w:pPr>
+      <w:r>
+        <w:rPr>
+          <w:rFonts w:ascii="Arial" w:hAnsi="Arial"/>
+          <w:b/>
+          <w:i w:val="0"/>
+          <w:color w:val="4A32DC"/>
+          <w:sz w:val="15"/>
+          <w:spacing w:val="30"/>
+        </w:rPr>
+        <w:t>03</w:t>
+      </w:r>
+    </w:p>
+    <w:p>
+      <w:pPr>
+        <w:spacing w:before="0" w:after="100" w:line="264" w:lineRule="auto"/>
+        <w:pBdr>
+          <w:bottom w:val="single" w:sz="10" w:space="4" w:color="4A32DC"/>
+        </w:pBdr>
+        <w:keepNext/>
+      </w:pPr>
+      <w:r>
+        <w:rPr>
+          <w:rFonts w:ascii="Arial" w:hAnsi="Arial"/>
+          <w:b/>
+          <w:i w:val="0"/>
+          <w:color w:val="2B1F5E"/>
+          <w:sz w:val="30"/>
+        </w:rPr>
+        <w:t>Then: twenty-five minutes  ·  Ensuite : vingt-cinq minutes</w:t>
       </w:r>
     </w:p>
     <w:tbl>
@@ -521,7 +755,7 @@
           </w:p>
           <w:p>
             <w:pPr>
-              <w:spacing w:before="0" w:after="60" w:line="302" w:lineRule="auto"/>
+              <w:spacing w:before="0" w:after="0" w:line="302" w:lineRule="auto"/>
             </w:pPr>
             <w:r>
               <w:rPr>
@@ -530,19 +764,6 @@
                 <w:sz w:val="18"/>
               </w:rPr>
               <w:t>3 min — Read the report: what you covered, what you missed, and the better sentence.</w:t>
-            </w:r>
-          </w:p>
-          <w:p>
-            <w:pPr>
-              <w:spacing w:before="0" w:after="0" w:line="302" w:lineRule="auto"/>
-            </w:pPr>
-            <w:r>
-              <w:rPr>
-                <w:rFonts w:ascii="Arial" w:hAnsi="Arial"/>
-                <w:color w:val="3A3A46"/>
-                <w:sz w:val="18"/>
-              </w:rPr>
-              <w:t>Once a week, run one interview coach — it is closest to the real interview.</w:t>
             </w:r>
           </w:p>
         </w:tc>
@@ -625,7 +846,7 @@
           </w:p>
           <w:p>
             <w:pPr>
-              <w:spacing w:before="0" w:after="60" w:line="302" w:lineRule="auto"/>
+              <w:spacing w:before="0" w:after="0" w:line="302" w:lineRule="auto"/>
             </w:pPr>
             <w:r>
               <w:rPr>
@@ -634,19 +855,6 @@
                 <w:sz w:val="18"/>
               </w:rPr>
               <w:t>3 min — Lisez le rapport : ce que vous avez couvert, ce qui manquait, la meilleure phrase.</w:t>
-            </w:r>
-          </w:p>
-          <w:p>
-            <w:pPr>
-              <w:spacing w:before="0" w:after="0" w:line="302" w:lineRule="auto"/>
-            </w:pPr>
-            <w:r>
-              <w:rPr>
-                <w:rFonts w:ascii="Arial" w:hAnsi="Arial"/>
-                <w:color w:val="3A3A46"/>
-                <w:sz w:val="18"/>
-              </w:rPr>
-              <w:t>Une fois par semaine, faites un entretien avec un coach — c'est le plus proche du réel.</w:t>
             </w:r>
           </w:p>
         </w:tc>
@@ -663,21 +871,6 @@
       </w:r>
     </w:p>
     <w:p>
-      <w:r>
-        <w:br w:type="page"/>
-      </w:r>
-    </w:p>
-    <w:p>
-      <w:pPr>
-        <w:spacing w:before="0" w:after="0"/>
-      </w:pPr>
-      <w:r>
-        <w:rPr>
-          <w:sz w:val="20"/>
-        </w:rPr>
-      </w:r>
-    </w:p>
-    <w:p>
       <w:pPr>
         <w:spacing w:before="220" w:after="40" w:line="317" w:lineRule="auto"/>
       </w:pPr>
@@ -690,7 +883,7 @@
           <w:sz w:val="15"/>
           <w:spacing w:val="30"/>
         </w:rPr>
-        <w:t>03</w:t>
+        <w:t>04</w:t>
       </w:r>
     </w:p>
     <w:p>
@@ -763,7 +956,7 @@
                 <w:color w:val="2B1F5E"/>
                 <w:sz w:val="22"/>
               </w:rPr>
-              <w:t>Record one answer before you practise</w:t>
+              <w:t>Record day 1 before you practise</w:t>
             </w:r>
           </w:p>
           <w:p>
@@ -776,7 +969,7 @@
                 <w:color w:val="3A3A46"/>
                 <w:sz w:val="18"/>
               </w:rPr>
-              <w:t>In your first week, before anything else, run one workplace conversation and record your answer. It will not be good — that is the point. It is the before.</w:t>
+              <w:t>On your first day, record the three Foundations sentences before anything else. They will not sound good — that is the point. It is the before.</w:t>
             </w:r>
           </w:p>
           <w:p>
@@ -789,7 +982,7 @@
                 <w:color w:val="3A3A46"/>
                 <w:sz w:val="18"/>
               </w:rPr>
-              <w:t>In week four you answer the same question again. That difference is the only proof any of us will have that this worked. Skip it and your progress cannot be measured.</w:t>
+              <w:t>In week four you record the same three sentences again. That difference is the only proof any of us will have that this worked. Skip it and your progress cannot be measured.</w:t>
             </w:r>
           </w:p>
         </w:tc>
@@ -828,7 +1021,7 @@
                 <w:color w:val="2B1F5E"/>
                 <w:sz w:val="22"/>
               </w:rPr>
-              <w:t>Enregistrez une réponse avant de vous entraîner</w:t>
+              <w:t>Enregistrez le jour 1 avant de vous entraîner</w:t>
             </w:r>
           </w:p>
           <w:p>
@@ -841,7 +1034,7 @@
                 <w:color w:val="3A3A46"/>
                 <w:sz w:val="18"/>
               </w:rPr>
-              <w:t>Dès la première semaine, avant tout, faites une conversation de chantier et enregistrez votre réponse. Elle ne sera pas bonne — c'est le but. C'est l'avant.</w:t>
+              <w:t>Le premier jour, enregistrez les trois phrases des bases avant tout le reste. Elles ne sonneront pas bien — c'est le but. C'est l'avant.</w:t>
             </w:r>
           </w:p>
           <w:p>
@@ -854,7 +1047,7 @@
                 <w:color w:val="3A3A46"/>
                 <w:sz w:val="18"/>
               </w:rPr>
-              <w:t>En semaine quatre, vous répondrez à la même question. Cette différence est la seule preuve que cela a fonctionné. Sans elle, rien ne peut être mesuré.</w:t>
+              <w:t>En semaine quatre, vous enregistrez les trois mêmes phrases. Cette différence est la seule preuve que cela a fonctionné. Sans elle, rien ne peut être mesuré.</w:t>
             </w:r>
           </w:p>
         </w:tc>
@@ -883,7 +1076,7 @@
           <w:sz w:val="15"/>
           <w:spacing w:val="30"/>
         </w:rPr>
-        <w:t>04</w:t>
+        <w:t>05</w:t>
       </w:r>
     </w:p>
     <w:p>
@@ -1064,6 +1257,21 @@
       </w:r>
     </w:p>
     <w:p>
+      <w:r>
+        <w:br w:type="page"/>
+      </w:r>
+    </w:p>
+    <w:p>
+      <w:pPr>
+        <w:spacing w:before="0" w:after="0"/>
+      </w:pPr>
+      <w:r>
+        <w:rPr>
+          <w:sz w:val="20"/>
+        </w:rPr>
+      </w:r>
+    </w:p>
+    <w:p>
       <w:pPr>
         <w:spacing w:before="220" w:after="40" w:line="317" w:lineRule="auto"/>
       </w:pPr>
@@ -1076,7 +1284,7 @@
           <w:sz w:val="15"/>
           <w:spacing w:val="30"/>
         </w:rPr>
-        <w:t>05</w:t>
+        <w:t>06</w:t>
       </w:r>
     </w:p>
     <w:p>
